--- a/docs/7-Role-Venue-Partner-Features.docx
+++ b/docs/7-Role-Venue-Partner-Features.docx
@@ -108,7 +108,7 @@
           <w:sz-cs w:val="24"/>
           <w:spacing w:val="0"/>
         </w:rPr>
-        <w:t xml:space="preserve">Self-serve onboarding at “List your venue”: photos, venue name, type (nightclub / bar &amp; lounge / rooftop / warehouse / live-music hall / comedy club / banquet / cafe &amp; brewery), searchable country → state → city (admin-enabled locations) + PIN code, full address, capacity, amenities (parking, dance floor, VIP tables, full bar and more), timings, about.</w:t>
+        <w:t xml:space="preserve">Self-serve onboarding at “List your venue”: photos, venue name, type (nightclub / bar &amp; lounge / rooftop / warehouse / live-music hall / comedy club / banquet / cafe &amp; brewery), searchable country → state → city (admin-enabled locations) + PIN code, full address with a live Google-Maps pin preview, capacity, amenities (parking, dance floor, VIP tables, full bar and more), and separate Timings and About blocks.</w:t>
       </w:r>
     </w:p>
     <w:p>
@@ -287,7 +287,7 @@
           <w:sz-cs w:val="24"/>
           <w:spacing w:val="0"/>
         </w:rPr>
-        <w:t xml:space="preserve"> — edit everything guests and organizers see: photos, name, type, address, capacity, amenities, about; changes go live instantly on the public venue page (city changes are support-gated to keep the directory clean).</w:t>
+        <w:t xml:space="preserve"> — edit everything guests and organizers see: photos, name, type, address with live map preview, capacity, amenities, timings and about as separate blocks; changes go live instantly on the public venue page (city changes are support-gated to keep the directory clean).</w:t>
       </w:r>
     </w:p>
     <w:p>
@@ -402,7 +402,7 @@
           <w:sz-cs w:val="24"/>
           <w:spacing w:val="0"/>
         </w:rPr>
-        <w:t xml:space="preserve">City venue directory with search; dedicated public venue page (photos, amenities, about, upcoming events); home-page Top-venues slider; header search suggestions.</w:t>
+        <w:t xml:space="preserve">City venue directory with search; dedicated public venue page (photos, amenities, separate Timings and About sections, live Google-Maps embed with Get-directions button, upcoming events); home-page Top-venues slider; header search suggestions. Event pages link the venue name straight to the venue page.</w:t>
       </w:r>
     </w:p>
     <w:p>
@@ -589,6 +589,84 @@
           <w:spacing w:val="0"/>
         </w:rPr>
         <w:t xml:space="preserve">Venue hire is settled directly between venue and organizer; Prebooze charges nothing on it today.</w:t>
+      </w:r>
+    </w:p>
+    <w:p>
+      <w:pPr>
+        <w:spacing w:after="298"/>
+      </w:pPr>
+      <w:r>
+        <w:rPr>
+          <w:rFonts w:ascii="Times" w:hAnsi="Times" w:cs="Times"/>
+          <w:sz w:val="36"/>
+          <w:sz-cs w:val="36"/>
+          <w:b/>
+          <w:spacing w:val="0"/>
+        </w:rPr>
+        <w:t xml:space="preserve">Growth &amp; Account</w:t>
+      </w:r>
+    </w:p>
+    <w:p>
+      <w:pPr>
+        <w:ind w:left="720" w:first-line="-720"/>
+      </w:pPr>
+      <w:r>
+        <w:rPr>
+          <w:rFonts w:ascii="Times" w:hAnsi="Times" w:cs="Times"/>
+          <w:sz w:val="24"/>
+          <w:sz-cs w:val="24"/>
+          <w:b/>
+        </w:rPr>
+        <w:t xml:space="preserve"/>
+        <w:tab/>
+        <w:t xml:space="preserve">•</w:t>
+        <w:tab/>
+        <w:t xml:space="preserve"/>
+      </w:r>
+      <w:r>
+        <w:rPr>
+          <w:rFonts w:ascii="Times" w:hAnsi="Times" w:cs="Times"/>
+          <w:sz w:val="24"/>
+          <w:sz-cs w:val="24"/>
+          <w:b/>
+          <w:spacing w:val="0"/>
+        </w:rPr>
+        <w:t xml:space="preserve">Get featured ⭐</w:t>
+      </w:r>
+      <w:r>
+        <w:rPr>
+          <w:rFonts w:ascii="Times" w:hAnsi="Times" w:cs="Times"/>
+          <w:sz w:val="24"/>
+          <w:sz-cs w:val="24"/>
+          <w:spacing w:val="0"/>
+        </w:rPr>
+        <w:t xml:space="preserve"> — same paid placement as every other role: monthly (admin-set rate, seeded ₹3,999/mo), pending admin review, then the venue leads the home Top-venues slider with a ★ Featured badge.</w:t>
+      </w:r>
+    </w:p>
+    <w:p>
+      <w:pPr>
+        <w:ind w:left="720" w:first-line="-720"/>
+      </w:pPr>
+      <w:r>
+        <w:rPr>
+          <w:rFonts w:ascii="Times" w:hAnsi="Times" w:cs="Times"/>
+          <w:sz w:val="24"/>
+          <w:sz-cs w:val="24"/>
+        </w:rPr>
+        <w:t xml:space="preserve"/>
+        <w:tab/>
+        <w:t xml:space="preserve">•</w:t>
+        <w:tab/>
+        <w:t xml:space="preserve"/>
+      </w:r>
+      <w:r>
+        <w:rPr>
+          <w:rFonts w:ascii="Times" w:hAnsi="Times" w:cs="Times"/>
+          <w:sz w:val="24"/>
+          <w:sz-cs w:val="24"/>
+          <w:spacing w:val="0"/>
+        </w:rPr>
+        <w:t xml:space="preserve">Venue is a business-only account: booking tickets, wishlist, wallet and refer &amp; earn are disabled — a personal number is used to attend as a guest (one number = one role).</w:t>
       </w:r>
     </w:p>
     <w:p>
